--- a/docs/Convention/Convention_Participation_equity_GlobalAfricaPlus.docx
+++ b/docs/Convention/Convention_Participation_equity_GlobalAfricaPlus.docx
@@ -672,6 +672,60 @@
       </w:r>
       <w:r>
         <w:t xml:space="preserve">.</w:t>
+      </w:r>
+    </w:p>
+    <w:p>
+      <w:pPr>
+        <w:spacing w:after="110" w:line="276"/>
+        <w:jc w:val="both"/>
+      </w:pPr>
+      <w:r>
+        <w:rPr>
+          <w:b/>
+          <w:bCs/>
+        </w:rPr>
+        <w:t xml:space="preserve">3.2  </w:t>
+      </w:r>
+      <w:r>
+        <w:t xml:space="preserve">Modalité de versement. Le Montant est porté au Séquestre </w:t>
+      </w:r>
+      <w:r>
+        <w:rPr>
+          <w:b/>
+          <w:bCs/>
+          <w:color w:val="8A7430"/>
+        </w:rPr>
+        <w:t xml:space="preserve">[MODALITÉ DE VERSEMENT]</w:t>
+      </w:r>
+      <w:r>
+        <w:t xml:space="preserve">. Chaque échéance est appelée à sa date d’exigibilité par l’Opérateur de paiement, sur le moyen de paiement choisi par l’Investisseur lors de la souscription. L’Échéancier de versement figure en Annexe 1 et fait partie intégrante de la présente.</w:t>
+      </w:r>
+    </w:p>
+    <w:p>
+      <w:pPr>
+        <w:spacing w:after="110" w:line="276"/>
+        <w:jc w:val="both"/>
+      </w:pPr>
+      <w:r>
+        <w:rPr>
+          <w:b/>
+          <w:bCs/>
+        </w:rPr>
+        <w:t xml:space="preserve">3.3  </w:t>
+      </w:r>
+      <w:r>
+        <w:t xml:space="preserve">Portée du versement fractionné. Le Montant n’est réputé intégralement mis à disposition qu’au règlement de la dernière échéance. Le non-règlement d’une échéance à son terme suspend de plein droit les décaissements à venir, dans les conditions de l’Article 6.2. À défaut de régularisation sous </w:t>
+      </w:r>
+      <w:r>
+        <w:rPr>
+          <w:b/>
+          <w:bCs/>
+          <w:color w:val="8A7430"/>
+        </w:rPr>
+        <w:t xml:space="preserve">[X]</w:t>
+      </w:r>
+      <w:r>
+        <w:t xml:space="preserve"> jours, la présente peut être résiliée conformément à l’Article 15, les sommes déjà versées et non décaissées étant restituées à l’Investisseur après déduction des frais irrécupérables.</w:t>
       </w:r>
     </w:p>
     <w:p>
@@ -1560,6 +1614,54 @@
     </w:tbl>
     <w:p>
       <w:pPr>
+        <w:spacing w:after="110" w:line="276"/>
+        <w:jc w:val="both"/>
+      </w:pPr>
+      <w:r>
+        <w:rPr>
+          <w:b/>
+          <w:bCs/>
+        </w:rPr>
+        <w:t xml:space="preserve">6.1  </w:t>
+      </w:r>
+      <w:r>
+        <w:t xml:space="preserve">Deux calendriers distincts. Le tableau ci-dessus fixe le calendrier de décaissement au profit du Porteur, chaque Tranche étant conditionnée à la validation du Jalon correspondant. Il ne se confond pas avec l’Échéancier de versement de l’Investisseur (Article 3.2 et Annexe 1), qui règle l’alimentation du Séquestre.</w:t>
+      </w:r>
+    </w:p>
+    <w:p>
+      <w:pPr>
+        <w:spacing w:after="110" w:line="276"/>
+        <w:jc w:val="both"/>
+      </w:pPr>
+      <w:r>
+        <w:rPr>
+          <w:b/>
+          <w:bCs/>
+        </w:rPr>
+        <w:t xml:space="preserve">6.2  </w:t>
+      </w:r>
+      <w:r>
+        <w:t xml:space="preserve">Subordination aux fonds encaissés. Aucune Tranche ne peut être décaissée au-delà des sommes effectivement encaissées sur le Séquestre à la date considérée, déduction faite des Tranches déjà décaissées. Lorsqu’un Jalon est validé alors que le Séquestre n’est pas suffisamment approvisionné, le décaissement est limité au solde disponible ; le reliquat est versé sans nouvelle validation dès l’encaissement des échéances nécessaires.</w:t>
+      </w:r>
+    </w:p>
+    <w:p>
+      <w:pPr>
+        <w:spacing w:after="110" w:line="276"/>
+        <w:jc w:val="both"/>
+      </w:pPr>
+      <w:r>
+        <w:rPr>
+          <w:b/>
+          <w:bCs/>
+        </w:rPr>
+        <w:t xml:space="preserve">6.3  </w:t>
+      </w:r>
+      <w:r>
+        <w:t xml:space="preserve">Cohérence des échéances. Les Échéances de Jalons ci-dessus tiennent compte de l’Échéancier de versement : aucune n’est antérieure à la date à laquelle le cumul versé atteint la Tranche correspondante. En cas de retard de versement, les Échéances de Jalons sont reportées d’autant, sans que ce report constitue un manquement du Porteur.</w:t>
+      </w:r>
+    </w:p>
+    <w:p>
+      <w:pPr>
         <w:pStyle w:val="Heading2"/>
         <w:spacing w:after="70" w:before="230"/>
       </w:pPr>
@@ -3548,6 +3650,532 @@
         </w:tc>
       </w:tr>
     </w:tbl>
+    <w:p>
+      <w:pPr>
+        <w:pStyle w:val="Heading2"/>
+      </w:pPr>
+      <w:r>
+        <w:t xml:space="preserve">Échéancier de versement de l’Investisseur — alimentation du Séquestre</w:t>
+      </w:r>
+    </w:p>
+    <w:tbl>
+      <w:tblPr>
+        <w:tblW w:type="dxa" w:w="9026"/>
+        <w:tblBorders>
+          <w:top w:val="single" w:color="auto" w:sz="4"/>
+          <w:left w:val="single" w:color="auto" w:sz="4"/>
+          <w:bottom w:val="single" w:color="auto" w:sz="4"/>
+          <w:right w:val="single" w:color="auto" w:sz="4"/>
+          <w:insideH w:val="single" w:color="auto" w:sz="4"/>
+          <w:insideV w:val="single" w:color="auto" w:sz="4"/>
+        </w:tblBorders>
+      </w:tblPr>
+      <w:tblGrid>
+        <w:gridCol w:w="800"/>
+        <w:gridCol w:w="2100"/>
+        <w:gridCol w:w="2100"/>
+        <w:gridCol w:w="2100"/>
+        <w:gridCol w:w="1926"/>
+      </w:tblGrid>
+      <w:tr>
+        <w:trPr>
+          <w:tblHeader/>
+        </w:trPr>
+        <w:tc>
+          <w:tcPr>
+            <w:tcW w:type="dxa" w:w="800"/>
+            <w:tcBorders>
+              <w:top w:val="single" w:color="DDD9CC" w:sz="4"/>
+              <w:left w:val="single" w:color="DDD9CC" w:sz="4"/>
+              <w:bottom w:val="single" w:color="DDD9CC" w:sz="4"/>
+              <w:right w:val="single" w:color="DDD9CC" w:sz="4"/>
+            </w:tcBorders>
+            <w:shd w:fill="1A1A1A" w:val="clear"/>
+            <w:tcMar>
+              <w:top w:type="dxa" w:w="70"/>
+              <w:left w:type="dxa" w:w="110"/>
+              <w:bottom w:type="dxa" w:w="70"/>
+              <w:right w:type="dxa" w:w="110"/>
+            </w:tcMar>
+            <w:vAlign w:val="center"/>
+          </w:tcPr>
+          <w:p>
+            <w:pPr>
+              <w:spacing w:after="14" w:line="250"/>
+              <w:jc w:val="left"/>
+            </w:pPr>
+            <w:r>
+              <w:rPr>
+                <w:b/>
+                <w:bCs/>
+                <w:color w:val="FFFFFF"/>
+              </w:rPr>
+              <w:t xml:space="preserve">Éch.</w:t>
+            </w:r>
+          </w:p>
+        </w:tc>
+        <w:tc>
+          <w:tcPr>
+            <w:tcW w:type="dxa" w:w="2100"/>
+            <w:tcBorders>
+              <w:top w:val="single" w:color="DDD9CC" w:sz="4"/>
+              <w:left w:val="single" w:color="DDD9CC" w:sz="4"/>
+              <w:bottom w:val="single" w:color="DDD9CC" w:sz="4"/>
+              <w:right w:val="single" w:color="DDD9CC" w:sz="4"/>
+            </w:tcBorders>
+            <w:shd w:fill="1A1A1A" w:val="clear"/>
+            <w:tcMar>
+              <w:top w:type="dxa" w:w="70"/>
+              <w:left w:type="dxa" w:w="110"/>
+              <w:bottom w:type="dxa" w:w="70"/>
+              <w:right w:type="dxa" w:w="110"/>
+            </w:tcMar>
+            <w:vAlign w:val="center"/>
+          </w:tcPr>
+          <w:p>
+            <w:pPr>
+              <w:spacing w:after="14" w:line="250"/>
+              <w:jc w:val="left"/>
+            </w:pPr>
+            <w:r>
+              <w:rPr>
+                <w:b/>
+                <w:bCs/>
+                <w:color w:val="FFFFFF"/>
+              </w:rPr>
+              <w:t xml:space="preserve">Date d’exigibilité</w:t>
+            </w:r>
+          </w:p>
+        </w:tc>
+        <w:tc>
+          <w:tcPr>
+            <w:tcW w:type="dxa" w:w="2100"/>
+            <w:tcBorders>
+              <w:top w:val="single" w:color="DDD9CC" w:sz="4"/>
+              <w:left w:val="single" w:color="DDD9CC" w:sz="4"/>
+              <w:bottom w:val="single" w:color="DDD9CC" w:sz="4"/>
+              <w:right w:val="single" w:color="DDD9CC" w:sz="4"/>
+            </w:tcBorders>
+            <w:shd w:fill="1A1A1A" w:val="clear"/>
+            <w:tcMar>
+              <w:top w:type="dxa" w:w="70"/>
+              <w:left w:type="dxa" w:w="110"/>
+              <w:bottom w:type="dxa" w:w="70"/>
+              <w:right w:type="dxa" w:w="110"/>
+            </w:tcMar>
+            <w:vAlign w:val="center"/>
+          </w:tcPr>
+          <w:p>
+            <w:pPr>
+              <w:spacing w:after="14" w:line="250"/>
+              <w:jc w:val="left"/>
+            </w:pPr>
+            <w:r>
+              <w:rPr>
+                <w:b/>
+                <w:bCs/>
+                <w:color w:val="FFFFFF"/>
+              </w:rPr>
+              <w:t xml:space="preserve">Montant appelé</w:t>
+            </w:r>
+          </w:p>
+        </w:tc>
+        <w:tc>
+          <w:tcPr>
+            <w:tcW w:type="dxa" w:w="2100"/>
+            <w:tcBorders>
+              <w:top w:val="single" w:color="DDD9CC" w:sz="4"/>
+              <w:left w:val="single" w:color="DDD9CC" w:sz="4"/>
+              <w:bottom w:val="single" w:color="DDD9CC" w:sz="4"/>
+              <w:right w:val="single" w:color="DDD9CC" w:sz="4"/>
+            </w:tcBorders>
+            <w:shd w:fill="1A1A1A" w:val="clear"/>
+            <w:tcMar>
+              <w:top w:type="dxa" w:w="70"/>
+              <w:left w:type="dxa" w:w="110"/>
+              <w:bottom w:type="dxa" w:w="70"/>
+              <w:right w:type="dxa" w:w="110"/>
+            </w:tcMar>
+            <w:vAlign w:val="center"/>
+          </w:tcPr>
+          <w:p>
+            <w:pPr>
+              <w:spacing w:after="14" w:line="250"/>
+              <w:jc w:val="left"/>
+            </w:pPr>
+            <w:r>
+              <w:rPr>
+                <w:b/>
+                <w:bCs/>
+                <w:color w:val="FFFFFF"/>
+              </w:rPr>
+              <w:t xml:space="preserve">Cumul versé</w:t>
+            </w:r>
+          </w:p>
+        </w:tc>
+        <w:tc>
+          <w:tcPr>
+            <w:tcW w:type="dxa" w:w="1926"/>
+            <w:tcBorders>
+              <w:top w:val="single" w:color="DDD9CC" w:sz="4"/>
+              <w:left w:val="single" w:color="DDD9CC" w:sz="4"/>
+              <w:bottom w:val="single" w:color="DDD9CC" w:sz="4"/>
+              <w:right w:val="single" w:color="DDD9CC" w:sz="4"/>
+            </w:tcBorders>
+            <w:shd w:fill="1A1A1A" w:val="clear"/>
+            <w:tcMar>
+              <w:top w:type="dxa" w:w="70"/>
+              <w:left w:type="dxa" w:w="110"/>
+              <w:bottom w:type="dxa" w:w="70"/>
+              <w:right w:type="dxa" w:w="110"/>
+            </w:tcMar>
+            <w:vAlign w:val="center"/>
+          </w:tcPr>
+          <w:p>
+            <w:pPr>
+              <w:spacing w:after="14" w:line="250"/>
+              <w:jc w:val="left"/>
+            </w:pPr>
+            <w:r>
+              <w:rPr>
+                <w:b/>
+                <w:bCs/>
+                <w:color w:val="FFFFFF"/>
+              </w:rPr>
+              <w:t xml:space="preserve">Moyen de paiement</w:t>
+            </w:r>
+          </w:p>
+        </w:tc>
+      </w:tr>
+      <w:tr>
+        <w:tc>
+          <w:tcPr>
+            <w:tcW w:type="dxa" w:w="800"/>
+            <w:tcBorders>
+              <w:top w:val="single" w:color="DDD9CC" w:sz="4"/>
+              <w:left w:val="single" w:color="DDD9CC" w:sz="4"/>
+              <w:bottom w:val="single" w:color="DDD9CC" w:sz="4"/>
+              <w:right w:val="single" w:color="DDD9CC" w:sz="4"/>
+            </w:tcBorders>
+            <w:shd w:fill="FFFFFF" w:val="clear"/>
+            <w:tcMar>
+              <w:top w:type="dxa" w:w="70"/>
+              <w:left w:type="dxa" w:w="110"/>
+              <w:bottom w:type="dxa" w:w="70"/>
+              <w:right w:type="dxa" w:w="110"/>
+            </w:tcMar>
+            <w:vAlign w:val="center"/>
+          </w:tcPr>
+          <w:p>
+            <w:pPr>
+              <w:spacing w:after="14" w:line="250"/>
+              <w:jc w:val="left"/>
+            </w:pPr>
+            <w:r>
+              <w:rPr>
+                <w:b/>
+                <w:bCs/>
+                <w:color w:val="8A7430"/>
+              </w:rPr>
+              <w:t xml:space="preserve">[N° ÉCH.]</w:t>
+            </w:r>
+          </w:p>
+        </w:tc>
+        <w:tc>
+          <w:tcPr>
+            <w:tcW w:type="dxa" w:w="2100"/>
+            <w:tcBorders>
+              <w:top w:val="single" w:color="DDD9CC" w:sz="4"/>
+              <w:left w:val="single" w:color="DDD9CC" w:sz="4"/>
+              <w:bottom w:val="single" w:color="DDD9CC" w:sz="4"/>
+              <w:right w:val="single" w:color="DDD9CC" w:sz="4"/>
+            </w:tcBorders>
+            <w:shd w:fill="FFFFFF" w:val="clear"/>
+            <w:tcMar>
+              <w:top w:type="dxa" w:w="70"/>
+              <w:left w:type="dxa" w:w="110"/>
+              <w:bottom w:type="dxa" w:w="70"/>
+              <w:right w:type="dxa" w:w="110"/>
+            </w:tcMar>
+            <w:vAlign w:val="center"/>
+          </w:tcPr>
+          <w:p>
+            <w:pPr>
+              <w:spacing w:after="14" w:line="250"/>
+              <w:jc w:val="left"/>
+            </w:pPr>
+            <w:r>
+              <w:rPr>
+                <w:b/>
+                <w:bCs/>
+                <w:color w:val="8A7430"/>
+              </w:rPr>
+              <w:t xml:space="preserve">[DATE ÉCH.]</w:t>
+            </w:r>
+          </w:p>
+        </w:tc>
+        <w:tc>
+          <w:tcPr>
+            <w:tcW w:type="dxa" w:w="2100"/>
+            <w:tcBorders>
+              <w:top w:val="single" w:color="DDD9CC" w:sz="4"/>
+              <w:left w:val="single" w:color="DDD9CC" w:sz="4"/>
+              <w:bottom w:val="single" w:color="DDD9CC" w:sz="4"/>
+              <w:right w:val="single" w:color="DDD9CC" w:sz="4"/>
+            </w:tcBorders>
+            <w:shd w:fill="FFFFFF" w:val="clear"/>
+            <w:tcMar>
+              <w:top w:type="dxa" w:w="70"/>
+              <w:left w:type="dxa" w:w="110"/>
+              <w:bottom w:type="dxa" w:w="70"/>
+              <w:right w:type="dxa" w:w="110"/>
+            </w:tcMar>
+            <w:vAlign w:val="center"/>
+          </w:tcPr>
+          <w:p>
+            <w:pPr>
+              <w:spacing w:after="14" w:line="250"/>
+              <w:jc w:val="left"/>
+            </w:pPr>
+            <w:r>
+              <w:rPr>
+                <w:b/>
+                <w:bCs/>
+                <w:color w:val="8A7430"/>
+              </w:rPr>
+              <w:t xml:space="preserve">[MONTANT ÉCH.]</w:t>
+            </w:r>
+          </w:p>
+        </w:tc>
+        <w:tc>
+          <w:tcPr>
+            <w:tcW w:type="dxa" w:w="2100"/>
+            <w:tcBorders>
+              <w:top w:val="single" w:color="DDD9CC" w:sz="4"/>
+              <w:left w:val="single" w:color="DDD9CC" w:sz="4"/>
+              <w:bottom w:val="single" w:color="DDD9CC" w:sz="4"/>
+              <w:right w:val="single" w:color="DDD9CC" w:sz="4"/>
+            </w:tcBorders>
+            <w:shd w:fill="FFFFFF" w:val="clear"/>
+            <w:tcMar>
+              <w:top w:type="dxa" w:w="70"/>
+              <w:left w:type="dxa" w:w="110"/>
+              <w:bottom w:type="dxa" w:w="70"/>
+              <w:right w:type="dxa" w:w="110"/>
+            </w:tcMar>
+            <w:vAlign w:val="center"/>
+          </w:tcPr>
+          <w:p>
+            <w:pPr>
+              <w:spacing w:after="14" w:line="250"/>
+              <w:jc w:val="left"/>
+            </w:pPr>
+            <w:r>
+              <w:rPr>
+                <w:b/>
+                <w:bCs/>
+                <w:color w:val="8A7430"/>
+              </w:rPr>
+              <w:t xml:space="preserve">[CUMUL ÉCH.]</w:t>
+            </w:r>
+          </w:p>
+        </w:tc>
+        <w:tc>
+          <w:tcPr>
+            <w:tcW w:type="dxa" w:w="1926"/>
+            <w:tcBorders>
+              <w:top w:val="single" w:color="DDD9CC" w:sz="4"/>
+              <w:left w:val="single" w:color="DDD9CC" w:sz="4"/>
+              <w:bottom w:val="single" w:color="DDD9CC" w:sz="4"/>
+              <w:right w:val="single" w:color="DDD9CC" w:sz="4"/>
+            </w:tcBorders>
+            <w:shd w:fill="FFFFFF" w:val="clear"/>
+            <w:tcMar>
+              <w:top w:type="dxa" w:w="70"/>
+              <w:left w:type="dxa" w:w="110"/>
+              <w:bottom w:type="dxa" w:w="70"/>
+              <w:right w:type="dxa" w:w="110"/>
+            </w:tcMar>
+            <w:vAlign w:val="center"/>
+          </w:tcPr>
+          <w:p>
+            <w:pPr>
+              <w:spacing w:after="14" w:line="250"/>
+              <w:jc w:val="left"/>
+            </w:pPr>
+            <w:r>
+              <w:rPr>
+                <w:b/>
+                <w:bCs/>
+                <w:color w:val="8A7430"/>
+              </w:rPr>
+              <w:t xml:space="preserve">[MOYEN ÉCH.]</w:t>
+            </w:r>
+          </w:p>
+        </w:tc>
+      </w:tr>
+      <w:tr>
+        <w:tc>
+          <w:tcPr>
+            <w:tcW w:type="dxa" w:w="800"/>
+            <w:tcBorders>
+              <w:top w:val="single" w:color="DDD9CC" w:sz="4"/>
+              <w:left w:val="single" w:color="DDD9CC" w:sz="4"/>
+              <w:bottom w:val="single" w:color="DDD9CC" w:sz="4"/>
+              <w:right w:val="single" w:color="DDD9CC" w:sz="4"/>
+            </w:tcBorders>
+            <w:shd w:fill="FFFFFF" w:val="clear"/>
+            <w:tcMar>
+              <w:top w:type="dxa" w:w="70"/>
+              <w:left w:type="dxa" w:w="110"/>
+              <w:bottom w:type="dxa" w:w="70"/>
+              <w:right w:type="dxa" w:w="110"/>
+            </w:tcMar>
+            <w:vAlign w:val="center"/>
+          </w:tcPr>
+          <w:p>
+            <w:pPr>
+              <w:spacing w:after="14" w:line="250"/>
+              <w:jc w:val="left"/>
+            </w:pPr>
+            <w:r>
+              <w:t xml:space="preserve">Total</w:t>
+            </w:r>
+          </w:p>
+        </w:tc>
+        <w:tc>
+          <w:tcPr>
+            <w:tcW w:type="dxa" w:w="2100"/>
+            <w:tcBorders>
+              <w:top w:val="single" w:color="DDD9CC" w:sz="4"/>
+              <w:left w:val="single" w:color="DDD9CC" w:sz="4"/>
+              <w:bottom w:val="single" w:color="DDD9CC" w:sz="4"/>
+              <w:right w:val="single" w:color="DDD9CC" w:sz="4"/>
+            </w:tcBorders>
+            <w:shd w:fill="FFFFFF" w:val="clear"/>
+            <w:tcMar>
+              <w:top w:type="dxa" w:w="70"/>
+              <w:left w:type="dxa" w:w="110"/>
+              <w:bottom w:type="dxa" w:w="70"/>
+              <w:right w:type="dxa" w:w="110"/>
+            </w:tcMar>
+            <w:vAlign w:val="center"/>
+          </w:tcPr>
+          <w:p>
+            <w:pPr>
+              <w:spacing w:after="14" w:line="250"/>
+              <w:jc w:val="left"/>
+            </w:pPr>
+            <w:r>
+              <w:t xml:space="preserve">—</w:t>
+            </w:r>
+          </w:p>
+        </w:tc>
+        <w:tc>
+          <w:tcPr>
+            <w:tcW w:type="dxa" w:w="2100"/>
+            <w:tcBorders>
+              <w:top w:val="single" w:color="DDD9CC" w:sz="4"/>
+              <w:left w:val="single" w:color="DDD9CC" w:sz="4"/>
+              <w:bottom w:val="single" w:color="DDD9CC" w:sz="4"/>
+              <w:right w:val="single" w:color="DDD9CC" w:sz="4"/>
+            </w:tcBorders>
+            <w:shd w:fill="FFFFFF" w:val="clear"/>
+            <w:tcMar>
+              <w:top w:type="dxa" w:w="70"/>
+              <w:left w:type="dxa" w:w="110"/>
+              <w:bottom w:type="dxa" w:w="70"/>
+              <w:right w:type="dxa" w:w="110"/>
+            </w:tcMar>
+            <w:vAlign w:val="center"/>
+          </w:tcPr>
+          <w:p>
+            <w:pPr>
+              <w:spacing w:after="14" w:line="250"/>
+              <w:jc w:val="left"/>
+            </w:pPr>
+            <w:r>
+              <w:rPr>
+                <w:b/>
+                <w:bCs/>
+                <w:color w:val="8A7430"/>
+              </w:rPr>
+              <w:t xml:space="preserve">[TOTAL VERSEMENTS]</w:t>
+            </w:r>
+          </w:p>
+        </w:tc>
+        <w:tc>
+          <w:tcPr>
+            <w:tcW w:type="dxa" w:w="2100"/>
+            <w:tcBorders>
+              <w:top w:val="single" w:color="DDD9CC" w:sz="4"/>
+              <w:left w:val="single" w:color="DDD9CC" w:sz="4"/>
+              <w:bottom w:val="single" w:color="DDD9CC" w:sz="4"/>
+              <w:right w:val="single" w:color="DDD9CC" w:sz="4"/>
+            </w:tcBorders>
+            <w:shd w:fill="FFFFFF" w:val="clear"/>
+            <w:tcMar>
+              <w:top w:type="dxa" w:w="70"/>
+              <w:left w:type="dxa" w:w="110"/>
+              <w:bottom w:type="dxa" w:w="70"/>
+              <w:right w:type="dxa" w:w="110"/>
+            </w:tcMar>
+            <w:vAlign w:val="center"/>
+          </w:tcPr>
+          <w:p>
+            <w:pPr>
+              <w:spacing w:after="14" w:line="250"/>
+              <w:jc w:val="left"/>
+            </w:pPr>
+            <w:r>
+              <w:t xml:space="preserve">—</w:t>
+            </w:r>
+          </w:p>
+        </w:tc>
+        <w:tc>
+          <w:tcPr>
+            <w:tcW w:type="dxa" w:w="1926"/>
+            <w:tcBorders>
+              <w:top w:val="single" w:color="DDD9CC" w:sz="4"/>
+              <w:left w:val="single" w:color="DDD9CC" w:sz="4"/>
+              <w:bottom w:val="single" w:color="DDD9CC" w:sz="4"/>
+              <w:right w:val="single" w:color="DDD9CC" w:sz="4"/>
+            </w:tcBorders>
+            <w:shd w:fill="FFFFFF" w:val="clear"/>
+            <w:tcMar>
+              <w:top w:type="dxa" w:w="70"/>
+              <w:left w:type="dxa" w:w="110"/>
+              <w:bottom w:type="dxa" w:w="70"/>
+              <w:right w:type="dxa" w:w="110"/>
+            </w:tcMar>
+            <w:vAlign w:val="center"/>
+          </w:tcPr>
+          <w:p>
+            <w:pPr>
+              <w:spacing w:after="14" w:line="250"/>
+              <w:jc w:val="left"/>
+            </w:pPr>
+            <w:r>
+              <w:t xml:space="preserve">—</w:t>
+            </w:r>
+          </w:p>
+        </w:tc>
+      </w:tr>
+    </w:tbl>
+    <w:p>
+      <w:pPr>
+        <w:spacing w:after="110" w:line="276"/>
+        <w:jc w:val="both"/>
+      </w:pPr>
+      <w:r>
+        <w:rPr>
+          <w:b/>
+          <w:bCs/>
+          <w:color w:val="8A7430"/>
+        </w:rPr>
+        <w:t xml:space="preserve">[NOTE VERSEMENTS]</w:t>
+      </w:r>
+    </w:p>
     <w:p>
       <w:pPr>
         <w:spacing w:after="80"/>
